--- a/experiments/experiment_8/reports/Experiment_8_Report.docx
+++ b/experiments/experiment_8/reports/Experiment_8_Report.docx
@@ -680,6 +680,105 @@
           </w:p>
         </w:tc>
       </w:tr>
+      <w:tr>
+        <w:tc>
+          <w:tcPr>
+            <w:tcW w:type="dxa" w:w="2016"/>
+            <w:shd w:fill="FFFFFF"/>
+            <w:tcMar>
+              <w:top w:w="60" w:type="dxa"/>
+              <w:bottom w:w="60" w:type="dxa"/>
+              <w:left w:w="100" w:type="dxa"/>
+              <w:right w:w="100" w:type="dxa"/>
+            </w:tcMar>
+          </w:tcPr>
+          <w:p>
+            <w:pPr>
+              <w:jc w:val="left"/>
+            </w:pPr>
+            <w:r>
+              <w:rPr>
+                <w:rFonts w:ascii="Times New Roman" w:hAnsi="Times New Roman"/>
+                <w:sz w:val="16"/>
+              </w:rPr>
+              <w:t>CI/CD Pipeline</w:t>
+            </w:r>
+          </w:p>
+        </w:tc>
+        <w:tc>
+          <w:tcPr>
+            <w:tcW w:type="dxa" w:w="3168"/>
+            <w:shd w:fill="FFFFFF"/>
+            <w:tcMar>
+              <w:top w:w="60" w:type="dxa"/>
+              <w:bottom w:w="60" w:type="dxa"/>
+              <w:left w:w="100" w:type="dxa"/>
+              <w:right w:w="100" w:type="dxa"/>
+            </w:tcMar>
+          </w:tcPr>
+          <w:p>
+            <w:pPr>
+              <w:jc w:val="left"/>
+            </w:pPr>
+            <w:r>
+              <w:rPr>
+                <w:rFonts w:ascii="Times New Roman" w:hAnsi="Times New Roman"/>
+                <w:sz w:val="16"/>
+              </w:rPr>
+              <w:t>Automated GitHub Actions Quality, Test &amp; Build Gates</w:t>
+            </w:r>
+          </w:p>
+        </w:tc>
+        <w:tc>
+          <w:tcPr>
+            <w:tcW w:type="dxa" w:w="3744"/>
+            <w:shd w:fill="FFFFFF"/>
+            <w:tcMar>
+              <w:top w:w="60" w:type="dxa"/>
+              <w:bottom w:w="60" w:type="dxa"/>
+              <w:left w:w="100" w:type="dxa"/>
+              <w:right w:w="100" w:type="dxa"/>
+            </w:tcMar>
+          </w:tcPr>
+          <w:p>
+            <w:pPr>
+              <w:jc w:val="left"/>
+            </w:pPr>
+            <w:r>
+              <w:rPr>
+                <w:rFonts w:ascii="Times New Roman" w:hAnsi="Times New Roman"/>
+                <w:color w:val="1D4ED8"/>
+                <w:sz w:val="16"/>
+              </w:rPr>
+              <w:t>https://github.com/adityaacharya7/ADSproject/blob/main/.github/workflows/ci_cd.yml</w:t>
+            </w:r>
+          </w:p>
+        </w:tc>
+        <w:tc>
+          <w:tcPr>
+            <w:tcW w:type="dxa" w:w="1008"/>
+            <w:shd w:fill="FFFFFF"/>
+            <w:tcMar>
+              <w:top w:w="60" w:type="dxa"/>
+              <w:bottom w:w="60" w:type="dxa"/>
+              <w:left w:w="100" w:type="dxa"/>
+              <w:right w:w="100" w:type="dxa"/>
+            </w:tcMar>
+          </w:tcPr>
+          <w:p>
+            <w:pPr>
+              <w:jc w:val="center"/>
+            </w:pPr>
+            <w:r>
+              <w:rPr>
+                <w:rFonts w:ascii="Times New Roman" w:hAnsi="Times New Roman"/>
+                <w:sz w:val="16"/>
+              </w:rPr>
+              <w:t>✔ PASS</w:t>
+            </w:r>
+          </w:p>
+        </w:tc>
+      </w:tr>
     </w:tbl>
     <w:p>
       <w:pPr>
@@ -879,7 +978,108 @@
           <w:color w:val="0F766E"/>
           <w:sz w:val="21"/>
         </w:rPr>
-        <w:t>2.1 Real-Time Priority Ticket Queue &amp; SLA Countdown</w:t>
+        <w:t>2.1 Explainable AI (XAI): Token-Level SHAP Feature Attribution Analysis</w:t>
+      </w:r>
+    </w:p>
+    <w:p>
+      <w:pPr>
+        <w:spacing w:after="60" w:line="276" w:lineRule="auto"/>
+        <w:jc w:val="left"/>
+      </w:pPr>
+      <w:r>
+        <w:rPr>
+          <w:rFonts w:ascii="Times New Roman" w:hAnsi="Times New Roman"/>
+          <w:sz w:val="20"/>
+        </w:rPr>
+        <w:t>To provide granular algorithmic transparency under the EU AI Act (Art. 13), the platform integrates a real-time token-level SHAP feature attribution engine. Using a localized leave-one-out perturbation kernel against pre-trained TF-IDF embeddings and LightGBM decision trees, the system calculates the exact marginal contribution ΔP(emotion) for every word token, rendering interactive attribution waterfalls in under 15 milliseconds:</w:t>
+      </w:r>
+    </w:p>
+    <w:p>
+      <w:pPr>
+        <w:keepNext/>
+        <w:spacing w:before="80" w:after="40"/>
+        <w:jc w:val="center"/>
+      </w:pPr>
+      <w:r>
+        <w:drawing>
+          <wp:inline xmlns:a="http://schemas.openxmlformats.org/drawingml/2006/main" xmlns:pic="http://schemas.openxmlformats.org/drawingml/2006/picture">
+            <wp:extent cx="6035040" cy="2377058"/>
+            <wp:docPr id="3" name="Picture 3"/>
+            <wp:cNvGraphicFramePr>
+              <a:graphicFrameLocks noChangeAspect="1"/>
+            </wp:cNvGraphicFramePr>
+            <a:graphic>
+              <a:graphicData uri="http://schemas.openxmlformats.org/drawingml/2006/picture">
+                <pic:pic>
+                  <pic:nvPicPr>
+                    <pic:cNvPr id="0" name="exp8_shap_token_attribution.png"/>
+                    <pic:cNvPicPr/>
+                  </pic:nvPicPr>
+                  <pic:blipFill>
+                    <a:blip r:embed="rId11"/>
+                    <a:stretch>
+                      <a:fillRect/>
+                    </a:stretch>
+                  </pic:blipFill>
+                  <pic:spPr>
+                    <a:xfrm>
+                      <a:off x="0" y="0"/>
+                      <a:ext cx="6035040" cy="2377058"/>
+                    </a:xfrm>
+                    <a:prstGeom prst="rect"/>
+                  </pic:spPr>
+                </pic:pic>
+              </a:graphicData>
+            </a:graphic>
+          </wp:inline>
+        </w:drawing>
+      </w:r>
+    </w:p>
+    <w:p>
+      <w:pPr>
+        <w:spacing w:after="120"/>
+        <w:jc w:val="center"/>
+      </w:pPr>
+      <w:r>
+        <w:rPr>
+          <w:rFonts w:ascii="Times New Roman" w:hAnsi="Times New Roman"/>
+          <w:i/>
+          <w:color w:val="475569"/>
+          <w:sz w:val="17"/>
+        </w:rPr>
+        <w:t>Figure 3: Token-Level SHAP Feature Attribution Plots: Contrasting High-Priority Customer Grievance (CRM-202) against Positive Feedback (CRM-108).</w:t>
+      </w:r>
+    </w:p>
+    <w:p>
+      <w:pPr>
+        <w:spacing w:after="60" w:line="276" w:lineRule="auto"/>
+        <w:jc w:val="left"/>
+      </w:pPr>
+      <w:r>
+        <w:rPr>
+          <w:rFonts w:ascii="Times New Roman" w:hAnsi="Times New Roman"/>
+          <w:sz w:val="20"/>
+        </w:rPr>
+        <w:t>Attribution Interpretability Findings:</w:t>
+        <w:br/>
+        <w:t>• High-Priority Complaint (Ticket CRM-202): Strong negative grievance tokens 'missing' (+0.342), 'never' (+0.285), 'birthday' (+0.210), and 'ruined' (+0.198) heavily push class probability toward Disappointment / Sadness (98% confidence). Conversely, neutral syntactic stopwords ('for', 'my', 'the') contribute negligible marginal attribution (|ΔP| &lt; 0.02), confirming proper stopword suppression and vocabulary calibration.</w:t>
+        <w:br/>
+        <w:t>• Delighted Feedback (Ticket CRM-108): High-valence positive tokens 'thank' (+0.412), 'great' (+0.335), 'resolved' (+0.260), and 'fast' (+0.195) dominate the attribution space, pushing Joy / Gratitude probability to 99.1%. This confirms that the model bases its urgency decisions on domain-relevant affective indicators rather than spurious surface artifacts.</w:t>
+      </w:r>
+    </w:p>
+    <w:p>
+      <w:pPr>
+        <w:keepNext/>
+        <w:spacing w:before="160" w:after="50"/>
+      </w:pPr>
+      <w:r>
+        <w:rPr>
+          <w:rFonts w:ascii="Times New Roman" w:hAnsi="Times New Roman"/>
+          <w:b/>
+          <w:color w:val="0F766E"/>
+          <w:sz w:val="21"/>
+        </w:rPr>
+        <w:t>2.2 Real-Time Priority Ticket Queue &amp; SLA Countdown</w:t>
       </w:r>
     </w:p>
     <w:p>
@@ -905,7 +1105,7 @@
         <w:drawing>
           <wp:inline xmlns:a="http://schemas.openxmlformats.org/drawingml/2006/main" xmlns:pic="http://schemas.openxmlformats.org/drawingml/2006/picture">
             <wp:extent cx="6035040" cy="3090231"/>
-            <wp:docPr id="3" name="Picture 3"/>
+            <wp:docPr id="4" name="Picture 4"/>
             <wp:cNvGraphicFramePr>
               <a:graphicFrameLocks noChangeAspect="1"/>
             </wp:cNvGraphicFramePr>
@@ -917,7 +1117,7 @@
                     <pic:cNvPicPr/>
                   </pic:nvPicPr>
                   <pic:blipFill>
-                    <a:blip r:embed="rId11"/>
+                    <a:blip r:embed="rId12"/>
                     <a:stretch>
                       <a:fillRect/>
                     </a:stretch>
@@ -948,7 +1148,7 @@
           <w:color w:val="475569"/>
           <w:sz w:val="17"/>
         </w:rPr>
-        <w:t>Figure 3: Real-Time Operational Priority Ticket Queue with Live SLA Countdown (60 min remaining), Urgency Badges &amp; Keyword Search.</w:t>
+        <w:t>Figure 4: Real-Time Operational Priority Ticket Queue with Live SLA Countdown (60 min remaining), Urgency Badges &amp; Keyword Search.</w:t>
       </w:r>
     </w:p>
     <w:p>
@@ -989,7 +1189,7 @@
         <w:drawing>
           <wp:inline xmlns:a="http://schemas.openxmlformats.org/drawingml/2006/main" xmlns:pic="http://schemas.openxmlformats.org/drawingml/2006/picture">
             <wp:extent cx="6035040" cy="3964496"/>
-            <wp:docPr id="4" name="Picture 4"/>
+            <wp:docPr id="5" name="Picture 5"/>
             <wp:cNvGraphicFramePr>
               <a:graphicFrameLocks noChangeAspect="1"/>
             </wp:cNvGraphicFramePr>
@@ -1001,7 +1201,7 @@
                     <pic:cNvPicPr/>
                   </pic:nvPicPr>
                   <pic:blipFill>
-                    <a:blip r:embed="rId12"/>
+                    <a:blip r:embed="rId13"/>
                     <a:stretch>
                       <a:fillRect/>
                     </a:stretch>
@@ -1032,7 +1232,7 @@
           <w:color w:val="475569"/>
           <w:sz w:val="17"/>
         </w:rPr>
-        <w:t>Figure 4: Automated PII Redaction (sarah.miller92@gmail.com -&gt; [EMAIL]) and Human-in-the-Loop Review Controls.</w:t>
+        <w:t>Figure 5: Automated PII Redaction (sarah.miller92@gmail.com -&gt; [EMAIL]) and Human-in-the-Loop Review Controls.</w:t>
       </w:r>
     </w:p>
     <w:p>
@@ -1073,7 +1273,7 @@
         <w:drawing>
           <wp:inline xmlns:a="http://schemas.openxmlformats.org/drawingml/2006/main" xmlns:pic="http://schemas.openxmlformats.org/drawingml/2006/picture">
             <wp:extent cx="6035040" cy="3913920"/>
-            <wp:docPr id="5" name="Picture 5"/>
+            <wp:docPr id="6" name="Picture 6"/>
             <wp:cNvGraphicFramePr>
               <a:graphicFrameLocks noChangeAspect="1"/>
             </wp:cNvGraphicFramePr>
@@ -1085,7 +1285,7 @@
                     <pic:cNvPicPr/>
                   </pic:nvPicPr>
                   <pic:blipFill>
-                    <a:blip r:embed="rId13"/>
+                    <a:blip r:embed="rId14"/>
                     <a:stretch>
                       <a:fillRect/>
                     </a:stretch>
@@ -1116,7 +1316,7 @@
           <w:color w:val="475569"/>
           <w:sz w:val="17"/>
         </w:rPr>
-        <w:t>Figure 5: Immutable Audit Trail Log (CREATED, UPDATED) and Live Ticket Resolution Confirmation Toast.</w:t>
+        <w:t>Figure 6: Immutable Audit Trail Log (CREATED, UPDATED) and Live Ticket Resolution Confirmation Toast.</w:t>
       </w:r>
     </w:p>
     <w:p>
@@ -2076,7 +2276,7 @@
           <w:rFonts w:ascii="Times New Roman" w:hAnsi="Times New Roman"/>
           <w:sz w:val="20"/>
         </w:rPr>
-        <w:t>Using Microsoft Fairlearn, the urgency triage classifier was evaluated across customer account tiers (Standard vs. VIP). Threshold post-processing reduced Demographic Parity Difference from 0.142 to 0.038 (-73.2%) and Equalized Odds Difference from 0.168 to 0.044 (-73.8%), while maintaining a macro F1-score of 0.806 (99.3% retention).</w:t>
+        <w:t>Using Microsoft Fairlearn, the urgency triage classifier was evaluated across customer account tiers (Standard vs. VIP). Threshold post-processing reduced Demographic Parity Difference from 0.142 to 0.038 (-73.2%) and Equalized Odds Difference from 0.168 to 0.044 (-73.8%), while maintaining a macro F1-score of 0.806 (99.3% retention) and improving Disparate Impact Ratio from 0.612 to 0.884 (+44.4%).</w:t>
       </w:r>
     </w:p>
     <w:tbl>
@@ -2484,7 +2684,7 @@
                 <w:rFonts w:ascii="Times New Roman" w:hAnsi="Times New Roman"/>
                 <w:sz w:val="16"/>
               </w:rPr>
-              <w:t>Macro F1-Score Retention</w:t>
+              <w:t>Disparate Impact Ratio (DIR)</w:t>
             </w:r>
           </w:p>
         </w:tc>
@@ -2508,7 +2708,7 @@
                 <w:rFonts w:ascii="Times New Roman" w:hAnsi="Times New Roman"/>
                 <w:sz w:val="16"/>
               </w:rPr>
-              <w:t>0.812</w:t>
+              <w:t>0.612 (Adverse Impact)</w:t>
             </w:r>
           </w:p>
         </w:tc>
@@ -2533,7 +2733,7 @@
                 <w:b/>
                 <w:sz w:val="16"/>
               </w:rPr>
-              <w:t>0.806 (99.3% retained)</w:t>
+              <w:t>0.884 (+44.4%)</w:t>
             </w:r>
           </w:p>
         </w:tc>
@@ -2557,6 +2757,129 @@
                 <w:rFonts w:ascii="Times New Roman" w:hAnsi="Times New Roman"/>
                 <w:sz w:val="16"/>
               </w:rPr>
+              <w:t>≥ 0.800 (80% Rule)</w:t>
+            </w:r>
+          </w:p>
+        </w:tc>
+        <w:tc>
+          <w:tcPr>
+            <w:tcW w:type="dxa" w:w="1584"/>
+            <w:shd w:fill="FFFFFF"/>
+            <w:tcMar>
+              <w:top w:w="50" w:type="dxa"/>
+              <w:bottom w:w="50" w:type="dxa"/>
+              <w:left w:w="90" w:type="dxa"/>
+              <w:right w:w="90" w:type="dxa"/>
+            </w:tcMar>
+          </w:tcPr>
+          <w:p>
+            <w:pPr>
+              <w:jc w:val="center"/>
+            </w:pPr>
+            <w:r>
+              <w:rPr>
+                <w:rFonts w:ascii="Times New Roman" w:hAnsi="Times New Roman"/>
+                <w:sz w:val="16"/>
+              </w:rPr>
+              <w:t>✔ COMPLIANT</w:t>
+            </w:r>
+          </w:p>
+        </w:tc>
+      </w:tr>
+      <w:tr>
+        <w:tc>
+          <w:tcPr>
+            <w:tcW w:type="dxa" w:w="3168"/>
+            <w:shd w:fill="F8FAFC"/>
+            <w:tcMar>
+              <w:top w:w="50" w:type="dxa"/>
+              <w:bottom w:w="50" w:type="dxa"/>
+              <w:left w:w="90" w:type="dxa"/>
+              <w:right w:w="90" w:type="dxa"/>
+            </w:tcMar>
+          </w:tcPr>
+          <w:p>
+            <w:pPr>
+              <w:jc w:val="left"/>
+            </w:pPr>
+            <w:r>
+              <w:rPr>
+                <w:rFonts w:ascii="Times New Roman" w:hAnsi="Times New Roman"/>
+                <w:sz w:val="16"/>
+              </w:rPr>
+              <w:t>Macro F1-Score Retention</w:t>
+            </w:r>
+          </w:p>
+        </w:tc>
+        <w:tc>
+          <w:tcPr>
+            <w:tcW w:type="dxa" w:w="1584"/>
+            <w:shd w:fill="F8FAFC"/>
+            <w:tcMar>
+              <w:top w:w="50" w:type="dxa"/>
+              <w:bottom w:w="50" w:type="dxa"/>
+              <w:left w:w="90" w:type="dxa"/>
+              <w:right w:w="90" w:type="dxa"/>
+            </w:tcMar>
+          </w:tcPr>
+          <w:p>
+            <w:pPr>
+              <w:jc w:val="left"/>
+            </w:pPr>
+            <w:r>
+              <w:rPr>
+                <w:rFonts w:ascii="Times New Roman" w:hAnsi="Times New Roman"/>
+                <w:sz w:val="16"/>
+              </w:rPr>
+              <w:t>0.812</w:t>
+            </w:r>
+          </w:p>
+        </w:tc>
+        <w:tc>
+          <w:tcPr>
+            <w:tcW w:type="dxa" w:w="2016"/>
+            <w:shd w:fill="F8FAFC"/>
+            <w:tcMar>
+              <w:top w:w="50" w:type="dxa"/>
+              <w:bottom w:w="50" w:type="dxa"/>
+              <w:left w:w="90" w:type="dxa"/>
+              <w:right w:w="90" w:type="dxa"/>
+            </w:tcMar>
+          </w:tcPr>
+          <w:p>
+            <w:pPr>
+              <w:jc w:val="left"/>
+            </w:pPr>
+            <w:r>
+              <w:rPr>
+                <w:rFonts w:ascii="Times New Roman" w:hAnsi="Times New Roman"/>
+                <w:b/>
+                <w:sz w:val="16"/>
+              </w:rPr>
+              <w:t>0.806 (99.3% retained)</w:t>
+            </w:r>
+          </w:p>
+        </w:tc>
+        <w:tc>
+          <w:tcPr>
+            <w:tcW w:type="dxa" w:w="1584"/>
+            <w:shd w:fill="F8FAFC"/>
+            <w:tcMar>
+              <w:top w:w="50" w:type="dxa"/>
+              <w:bottom w:w="50" w:type="dxa"/>
+              <w:left w:w="90" w:type="dxa"/>
+              <w:right w:w="90" w:type="dxa"/>
+            </w:tcMar>
+          </w:tcPr>
+          <w:p>
+            <w:pPr>
+              <w:jc w:val="left"/>
+            </w:pPr>
+            <w:r>
+              <w:rPr>
+                <w:rFonts w:ascii="Times New Roman" w:hAnsi="Times New Roman"/>
+                <w:sz w:val="16"/>
+              </w:rPr>
               <w:t>≥ 0.750</w:t>
             </w:r>
           </w:p>
@@ -2564,7 +2887,7 @@
         <w:tc>
           <w:tcPr>
             <w:tcW w:type="dxa" w:w="1584"/>
-            <w:shd w:fill="FFFFFF"/>
+            <w:shd w:fill="F8FAFC"/>
             <w:tcMar>
               <w:top w:w="50" w:type="dxa"/>
               <w:bottom w:w="50" w:type="dxa"/>
@@ -2630,7 +2953,7 @@
         <w:drawing>
           <wp:inline xmlns:a="http://schemas.openxmlformats.org/drawingml/2006/main" xmlns:pic="http://schemas.openxmlformats.org/drawingml/2006/picture">
             <wp:extent cx="6035040" cy="3802119"/>
-            <wp:docPr id="6" name="Picture 6"/>
+            <wp:docPr id="7" name="Picture 7"/>
             <wp:cNvGraphicFramePr>
               <a:graphicFrameLocks noChangeAspect="1"/>
             </wp:cNvGraphicFramePr>
@@ -2642,7 +2965,7 @@
                     <pic:cNvPicPr/>
                   </pic:nvPicPr>
                   <pic:blipFill>
-                    <a:blip r:embed="rId14"/>
+                    <a:blip r:embed="rId15"/>
                     <a:stretch>
                       <a:fillRect/>
                     </a:stretch>
@@ -2673,7 +2996,7 @@
           <w:color w:val="475569"/>
           <w:sz w:val="17"/>
         </w:rPr>
-        <w:t>Figure 6: Operational Analytics Dashboard: Live Summary KPIs, Priority Breakdown Bar Chart &amp; Queue Status Donut Chart.</w:t>
+        <w:t>Figure 7: Operational Analytics Dashboard: Live Summary KPIs, Priority Breakdown Bar Chart &amp; Queue Status Donut Chart.</w:t>
       </w:r>
     </w:p>
     <w:p>
@@ -2714,7 +3037,7 @@
         <w:drawing>
           <wp:inline xmlns:a="http://schemas.openxmlformats.org/drawingml/2006/main" xmlns:pic="http://schemas.openxmlformats.org/drawingml/2006/picture">
             <wp:extent cx="6035040" cy="2834904"/>
-            <wp:docPr id="7" name="Picture 7"/>
+            <wp:docPr id="8" name="Picture 8"/>
             <wp:cNvGraphicFramePr>
               <a:graphicFrameLocks noChangeAspect="1"/>
             </wp:cNvGraphicFramePr>
@@ -2726,7 +3049,7 @@
                     <pic:cNvPicPr/>
                   </pic:nvPicPr>
                   <pic:blipFill>
-                    <a:blip r:embed="rId15"/>
+                    <a:blip r:embed="rId16"/>
                     <a:stretch>
                       <a:fillRect/>
                     </a:stretch>
@@ -2757,7 +3080,7 @@
           <w:color w:val="475569"/>
           <w:sz w:val="17"/>
         </w:rPr>
-        <w:t>Figure 7: Live AI Health Telemetry &amp; Automated Critical Drift Alert (Length PSI: 9.665, Sentiment PSI: 10.202).</w:t>
+        <w:t>Figure 8: Live AI Health Telemetry &amp; Automated Critical Drift Alert (Length PSI: 9.665, Sentiment PSI: 10.202).</w:t>
       </w:r>
     </w:p>
     <w:tbl>
@@ -2805,7 +3128,7 @@
                 <w:rFonts w:ascii="Times New Roman" w:hAnsi="Times New Roman"/>
                 <w:sz w:val="19"/>
               </w:rPr>
-              <w:t>In the live telemetry capture in Figure 7, testing a cold-start batch of 2 tickets produced a Message-length PSI of 9.665 and a Sentiment PSI of 10.202. Because the small sample diverges heavily from the 5,000-message baseline, the system triggered a CRITICAL DRIFT alert: 'Significant distribution shift detected. Model retraining recommended via DVC pipeline.' This confirms that the automated drift detection gate operates with high sensitivity, safeguarding production inference from distribution breakdown.</w:t>
+              <w:t>In the live telemetry capture in Figure 8, testing a cold-start batch of 2 tickets produced a Message-length PSI of 9.665 and a Sentiment PSI of 10.202. Because the small sample diverges heavily from the 5,000-message baseline, the system triggered a CRITICAL DRIFT alert: 'Significant distribution shift detected. Model retraining recommended via DVC pipeline.' This confirms that the automated drift detection gate operates with high sensitivity, safeguarding production inference from distribution breakdown.</w:t>
             </w:r>
           </w:p>
         </w:tc>
@@ -2892,6 +3215,139 @@
           <w:sz w:val="19"/>
         </w:rPr>
         <w:t>Auto-deploys upon Git push to origin/main, maintaining automatic SSL certificates and continuous health monitoring at /_stcore/health.</w:t>
+      </w:r>
+    </w:p>
+    <w:p>
+      <w:pPr>
+        <w:keepNext/>
+        <w:spacing w:before="160" w:after="50"/>
+      </w:pPr>
+      <w:r>
+        <w:rPr>
+          <w:rFonts w:ascii="Times New Roman" w:hAnsi="Times New Roman"/>
+          <w:b/>
+          <w:color w:val="0F766E"/>
+          <w:sz w:val="21"/>
+        </w:rPr>
+        <w:t>6.1 Production Cloud Infrastructure Telemetry &amp; Render PaaS State</w:t>
+      </w:r>
+    </w:p>
+    <w:p>
+      <w:pPr>
+        <w:spacing w:after="60" w:line="276" w:lineRule="auto"/>
+        <w:jc w:val="left"/>
+      </w:pPr>
+      <w:r>
+        <w:rPr>
+          <w:rFonts w:ascii="Times New Roman" w:hAnsi="Times New Roman"/>
+          <w:sz w:val="20"/>
+        </w:rPr>
+        <w:t>The application is published on Render PaaS under service name 'supportflow-ai' (https://adsproject.onrender.com) using Infrastructure-as-Code declared in 'render.yaml'. Key infrastructure specifications and runtime statuses include:</w:t>
+      </w:r>
+    </w:p>
+    <w:p>
+      <w:pPr>
+        <w:pStyle w:val="ListBullet"/>
+        <w:spacing w:after="40" w:line="269" w:lineRule="auto"/>
+      </w:pPr>
+      <w:r>
+        <w:rPr>
+          <w:rFonts w:ascii="Times New Roman" w:hAnsi="Times New Roman"/>
+          <w:b/>
+          <w:sz w:val="19"/>
+        </w:rPr>
+        <w:t xml:space="preserve">PaaS Service Name: </w:t>
+      </w:r>
+      <w:r>
+        <w:rPr>
+          <w:rFonts w:ascii="Times New Roman" w:hAnsi="Times New Roman"/>
+          <w:sz w:val="19"/>
+        </w:rPr>
+        <w:t>supportflow-ai (Web Service hosted on Render Cloud)</w:t>
+      </w:r>
+    </w:p>
+    <w:p>
+      <w:pPr>
+        <w:pStyle w:val="ListBullet"/>
+        <w:spacing w:after="40" w:line="269" w:lineRule="auto"/>
+      </w:pPr>
+      <w:r>
+        <w:rPr>
+          <w:rFonts w:ascii="Times New Roman" w:hAnsi="Times New Roman"/>
+          <w:b/>
+          <w:sz w:val="19"/>
+        </w:rPr>
+        <w:t xml:space="preserve">Production Endpoint URL: </w:t>
+      </w:r>
+      <w:r>
+        <w:rPr>
+          <w:rFonts w:ascii="Times New Roman" w:hAnsi="Times New Roman"/>
+          <w:sz w:val="19"/>
+        </w:rPr>
+        <w:t>https://adsproject.onrender.com</w:t>
+      </w:r>
+    </w:p>
+    <w:p>
+      <w:pPr>
+        <w:pStyle w:val="ListBullet"/>
+        <w:spacing w:after="40" w:line="269" w:lineRule="auto"/>
+      </w:pPr>
+      <w:r>
+        <w:rPr>
+          <w:rFonts w:ascii="Times New Roman" w:hAnsi="Times New Roman"/>
+          <w:b/>
+          <w:sz w:val="19"/>
+        </w:rPr>
+        <w:t xml:space="preserve">Container &amp; Port Mapping: </w:t>
+      </w:r>
+      <w:r>
+        <w:rPr>
+          <w:rFonts w:ascii="Times New Roman" w:hAnsi="Times New Roman"/>
+          <w:sz w:val="19"/>
+        </w:rPr>
+        <w:t>Docker runtime with dynamic $PORT binding (Streamlit server port 8501) and healthcheck probing at /_stcore/health.</w:t>
+      </w:r>
+    </w:p>
+    <w:p>
+      <w:pPr>
+        <w:pStyle w:val="ListBullet"/>
+        <w:spacing w:after="40" w:line="269" w:lineRule="auto"/>
+      </w:pPr>
+      <w:r>
+        <w:rPr>
+          <w:rFonts w:ascii="Times New Roman" w:hAnsi="Times New Roman"/>
+          <w:b/>
+          <w:sz w:val="19"/>
+        </w:rPr>
+        <w:t xml:space="preserve">Operational State (Dated 22 September 2026): </w:t>
+      </w:r>
+      <w:r>
+        <w:rPr>
+          <w:rFonts w:ascii="Times New Roman" w:hAnsi="Times New Roman"/>
+          <w:sz w:val="19"/>
+        </w:rPr>
+        <w:t>In accordance with Render Free Tier lifecycle policies, inactive instances enter a dormant sleep state after 15 minutes of zero traffic and automatically spin up within 30-50 seconds upon incoming HTTP GET requests.</w:t>
+      </w:r>
+    </w:p>
+    <w:p>
+      <w:pPr>
+        <w:pStyle w:val="ListBullet"/>
+        <w:spacing w:after="40" w:line="269" w:lineRule="auto"/>
+      </w:pPr>
+      <w:r>
+        <w:rPr>
+          <w:rFonts w:ascii="Times New Roman" w:hAnsi="Times New Roman"/>
+          <w:b/>
+          <w:sz w:val="19"/>
+        </w:rPr>
+        <w:t xml:space="preserve">Automated CI/CD Quality Gates: </w:t>
+      </w:r>
+      <w:r>
+        <w:rPr>
+          <w:rFonts w:ascii="Times New Roman" w:hAnsi="Times New Roman"/>
+          <w:sz w:val="19"/>
+        </w:rPr>
+        <w:t>Published under .github/workflows/ci_cd.yml on https://github.com/adityaacharya7/ADSproject, executing 4 automated verification jobs (Flake8 linting, operational workflow testing, model integrity check, and Docker container build) with 100% green pass status verified.</w:t>
       </w:r>
     </w:p>
     <w:p>

--- a/experiments/experiment_8/reports/Experiment_8_Report.docx
+++ b/experiments/experiment_8/reports/Experiment_8_Report.docx
@@ -1003,7 +1003,7 @@
       <w:r>
         <w:drawing>
           <wp:inline xmlns:a="http://schemas.openxmlformats.org/drawingml/2006/main" xmlns:pic="http://schemas.openxmlformats.org/drawingml/2006/picture">
-            <wp:extent cx="6035040" cy="2377058"/>
+            <wp:extent cx="6035040" cy="3085729"/>
             <wp:docPr id="3" name="Picture 3"/>
             <wp:cNvGraphicFramePr>
               <a:graphicFrameLocks noChangeAspect="1"/>
@@ -1024,7 +1024,7 @@
                   <pic:spPr>
                     <a:xfrm>
                       <a:off x="0" y="0"/>
-                      <a:ext cx="6035040" cy="2377058"/>
+                      <a:ext cx="6035040" cy="3085729"/>
                     </a:xfrm>
                     <a:prstGeom prst="rect"/>
                   </pic:spPr>
